--- a/03_Outputs/final scripts/ar/Module 4/4.5.0-ar.docx
+++ b/03_Outputs/final scripts/ar/Module 4/4.5.0-ar.docx
@@ -29,17 +29,17 @@
     </w:p>
     <w:p>
       <w:r>
-        <w:t>على سبيل المثال، ساعدت هذه المؤسسات في تحفيز مشاريع كانت قد تكون محفوفة بالمخاطر أو مكلفة جدًا لولا ذلك. فهي توفر دعمًا ماليًا حاسمًا للطاقة المتجددة، مثل الطاقة الشمسية والرياح، خاصة حيث تكون تكاليف رأس المال المسبق مرتفعة.</w:t>
+        <w:t>على سبيل المثال، ساعدت هذه المؤسسات في تحفيز مشاريع كانت قد تكون محفوفة بالمخاطر أو مكلفة جدًا لولا ذلك. فهي توفر دعمًا ماليًا حاسمًا للطاقة المتجددة، مثل الطاقة الشمسية والرياح، خاصة حيث تكون تكاليف رأس المال الأولية مرتفعة.</w:t>
       </w:r>
     </w:p>
     <w:p>
       <w:r>
-        <w:t>الاتفاقات الواضحة، وتقاسم المخاطر بشكل متوازن، وتحفيزات متوافقة هي ما يجعل مثل هذه الشراكات ناجحة.</w:t>
+        <w:t>الاتفاقات الواضحة، وتقاسم المخاطر بشكل متوازن، وتحقيق الحوافز المتوافقة هي ما يجعل مثل هذه الشراكات ناجحة.</w:t>
       </w:r>
     </w:p>
     <w:p>
       <w:r>
-        <w:t>بالانتقال إلى التمويل الشامل والعادل، لا تزال قطاعات الطاقة تظهر تفاوتات كبيرة. على سبيل المثال، تواجه النساء – خاصة من المجتمعات المهمشة – حواجز نظامية تتراوح بين محدودية الوصول إلى الائتمان وعدم وجود ضمانات، إلى نقص التمثيل في الأدوار القيادية.</w:t>
+        <w:t>بالانتقال إلى التمويل الشامل والعادل، لا تزال قطاعات الطاقة تظهر تفاوتات كبيرة. على سبيل المثال، تواجه النساء — خاصة من المجتمعات المهمشة — حواجز نظامية تتراوح بين محدودية الوصول إلى الائتمان وعدم وجود ضمانات، إلى نقص التمثيل في الأدوار القيادية.</w:t>
       </w:r>
     </w:p>
     <w:p>
@@ -54,17 +54,17 @@
     </w:p>
     <w:p>
       <w:r>
-        <w:t>تعزيز قيادة النساء في مشاريع الطاقة لا يعزز الشمولية فحسب، بل يسرع أيضًا الانتقال الشامل من خلال استغلال الموارد البشرية غير المستغلة.</w:t>
+        <w:t>تعزيز قيادة المرأة في مشاريع الطاقة لا يعزز الشمولية فحسب، بل يسرع أيضًا الانتقال الشامل من خلال استغلال الموارد البشرية غير المستغلة.</w:t>
       </w:r>
     </w:p>
     <w:p>
       <w:r>
-        <w:t>باختصار، الشراكات والأساليب الشاملة ليست قضايا ثانوية. فهي في قلب التحول الطاقي العادل وركيزة أساسية لتعزيز تمويل الطاقة المستدامة.</w:t>
+        <w:t>باختصار، الشراكات والأساليب الشاملة ليست قضايا ثانوية. فهي في صلب التحول الطاقي العادل وركيزة أساسية لتعزيز تمويل الطاقة المستدامة.</w:t>
       </w:r>
     </w:p>
     <w:p>
       <w:r>
-        <w:t>في الدروس القادمة، سنستكشف كيف نضع هذه الأفكار موضع التنفيذ.</w:t>
+        <w:t>في الدروس القادمة، سنستكشف كيفية تطبيق هذه الأفكار على أرض الواقع.</w:t>
       </w:r>
     </w:p>
     <w:sectPr>

--- a/03_Outputs/final scripts/ar/Module 4/4.5.0-ar.docx
+++ b/03_Outputs/final scripts/ar/Module 4/4.5.0-ar.docx
@@ -34,12 +34,12 @@
     </w:p>
     <w:p>
       <w:r>
-        <w:t>الاتفاقات الواضحة، وتقاسم المخاطر بشكل متوازن، وتحقيق الحوافز المتوافقة هي ما يجعل مثل هذه الشراكات ناجحة.</w:t>
+        <w:t>الاتفاقات الواضحة، وتقاسم المخاطر بشكل متوازن، وتحفيزات متوافقة هي ما يجعل مثل هذه الشراكات ناجحة.</w:t>
       </w:r>
     </w:p>
     <w:p>
       <w:r>
-        <w:t>بالانتقال إلى التمويل الشامل والعادل، لا تزال قطاعات الطاقة تظهر تفاوتات كبيرة. على سبيل المثال، تواجه النساء — خاصة من المجتمعات المهمشة — حواجز نظامية تتراوح بين محدودية الوصول إلى الائتمان وعدم وجود ضمانات، إلى نقص التمثيل في الأدوار القيادية.</w:t>
+        <w:t>بالانتقال إلى التمويل الشامل والعادل، لا تزال قطاعات الطاقة تظهر تفاوتات كبيرة. على سبيل المثال، تواجه النساء – خاصة من المجتمعات المهمشة – حواجز نظامية تتراوح بين محدودية الوصول إلى الائتمان وعدم وجود ضمانات، إلى نقص التمثيل في الأدوار القيادية.</w:t>
       </w:r>
     </w:p>
     <w:p>
@@ -59,12 +59,12 @@
     </w:p>
     <w:p>
       <w:r>
-        <w:t>باختصار، الشراكات والأساليب الشاملة ليست قضايا ثانوية. فهي في صلب التحول الطاقي العادل وركيزة أساسية لتعزيز تمويل الطاقة المستدامة.</w:t>
+        <w:t>باختصار، الشراكات والأساليب الشاملة ليست قضايا ثانوية. فهي في قلب التحول الطاقي العادل وركيزة أساسية لتعزيز تمويل الطاقة المستدامة.</w:t>
       </w:r>
     </w:p>
     <w:p>
       <w:r>
-        <w:t>في الدروس القادمة، سنستكشف كيفية تطبيق هذه الأفكار على أرض الواقع.</w:t>
+        <w:t>في الدروس القادمة، سنستكشف كيف نضع هذه الأفكار موضع التنفيذ.</w:t>
       </w:r>
     </w:p>
     <w:sectPr>
